--- a/tests/org.obeonetwork.m2doc.tests/resources/bookmark/endBookmarkMissingEndField/endBookmarkMissingEndField-expected-generation.docx
+++ b/tests/org.obeonetwork.m2doc.tests/resources/bookmark/endBookmarkMissingEndField/endBookmarkMissingEndField-expected-generation.docx
@@ -37,23 +37,23 @@
         <w:t>dangling reference for bookmark bookmark1</w:t>
       </w:r>
       <w:r/>
-      <w:r w:rsidR="1D3A7132C9C14A3DA779475405469001">
+      <w:r w:rsidR="50AE2954D7EF4B518E2622F38DD40843">
         <w:fldChar w:fldCharType="begin"/>
       </w:r>
-      <w:r w:rsidR="1D3A7132C9C14A3DA779475405469001">
+      <w:r w:rsidR="50AE2954D7EF4B518E2622F38DD40843">
         <w:instrText xml:space="preserve"> REF bookmark1 \h </w:instrText>
       </w:r>
-      <w:r w:rsidR="1D3A7132C9C14A3DA779475405469001">
+      <w:r w:rsidR="50AE2954D7EF4B518E2622F38DD40843">
         <w:fldChar w:fldCharType="separate"/>
       </w:r>
-      <w:r w:rsidR="1D3A7132C9C14A3DA779475405469001">
+      <w:r w:rsidR="50AE2954D7EF4B518E2622F38DD40843">
         <w:rPr>
           <w:noProof/>
           <w:b w:val="on"/>
         </w:rPr>
         <w:t>a reference to bookmark1</w:t>
       </w:r>
-      <w:r w:rsidR="1D3A7132C9C14A3DA779475405469001">
+      <w:r w:rsidR="50AE2954D7EF4B518E2622F38DD40843">
         <w:fldChar w:fldCharType="end"/>
       </w:r>
     </w:p>

--- a/tests/org.obeonetwork.m2doc.tests/resources/bookmark/endBookmarkMissingEndField/endBookmarkMissingEndField-expected-generation.docx
+++ b/tests/org.obeonetwork.m2doc.tests/resources/bookmark/endBookmarkMissingEndField/endBookmarkMissingEndField-expected-generation.docx
@@ -37,23 +37,23 @@
         <w:t>dangling reference for bookmark bookmark1</w:t>
       </w:r>
       <w:r/>
-      <w:r w:rsidR="1D3A7132C9C14A3DA779475405469001">
+      <w:r w:rsidR="541DDE5A67BCBA766B39C7F821A11C39">
         <w:fldChar w:fldCharType="begin"/>
       </w:r>
-      <w:r w:rsidR="1D3A7132C9C14A3DA779475405469001">
+      <w:r w:rsidR="541DDE5A67BCBA766B39C7F821A11C39">
         <w:instrText xml:space="preserve"> REF bookmark1 \h </w:instrText>
       </w:r>
-      <w:r w:rsidR="1D3A7132C9C14A3DA779475405469001">
+      <w:r w:rsidR="541DDE5A67BCBA766B39C7F821A11C39">
         <w:fldChar w:fldCharType="separate"/>
       </w:r>
-      <w:r w:rsidR="1D3A7132C9C14A3DA779475405469001">
+      <w:r w:rsidR="541DDE5A67BCBA766B39C7F821A11C39">
         <w:rPr>
           <w:noProof/>
           <w:b w:val="on"/>
         </w:rPr>
         <w:t>a reference to bookmark1</w:t>
       </w:r>
-      <w:r w:rsidR="1D3A7132C9C14A3DA779475405469001">
+      <w:r w:rsidR="541DDE5A67BCBA766B39C7F821A11C39">
         <w:fldChar w:fldCharType="end"/>
       </w:r>
     </w:p>
